--- a/Files/07 - Haskamos/Raabi Eliyahu Safran/Eliyahu Safran Haskama.docx
+++ b/Files/07 - Haskamos/Raabi Eliyahu Safran/Eliyahu Safran Haskama.docx
@@ -13,7 +13,19 @@
         <w:rPr>
           <w:rFonts w:ascii="Times New Roman" w:hAnsi="Times New Roman" w:cs="Times New Roman"/>
         </w:rPr>
-        <w:t>It is with great pride and pleasure that I share my accolades and praise with my long time friend Dr Leslie Bennett, whom I have known since our childhood days in Forest Hills. I vividly recall his dear parents z</w:t>
+        <w:t>It is with great pride and pleasure that I share my accolades and praise with my long time friend Dr</w:t>
+      </w:r>
+      <w:r>
+        <w:rPr>
+          <w:rFonts w:ascii="Times New Roman" w:hAnsi="Times New Roman" w:cs="Times New Roman"/>
+        </w:rPr>
+        <w:t>.</w:t>
+      </w:r>
+      <w:r>
+        <w:rPr>
+          <w:rFonts w:ascii="Times New Roman" w:hAnsi="Times New Roman" w:cs="Times New Roman"/>
+        </w:rPr>
+        <w:t xml:space="preserve"> Leslie Bennett, whom I have known since our childhood days in Forest Hills. I vividly recall his dear parents z</w:t>
       </w:r>
       <w:r>
         <w:rPr>
@@ -39,7 +51,25 @@
         <w:rPr>
           <w:rFonts w:ascii="Times New Roman" w:hAnsi="Times New Roman" w:cs="Times New Roman"/>
         </w:rPr>
-        <w:t>Dr Bennett, a warm, kind and personable mensch always loves to share a good vort, a thoughtful and insightful idea on the parasha with whoever is listening. I recall so many of his phone calls that inevitably included a good vort, insight and challenging question m</w:t>
+        <w:t xml:space="preserve">Dr. </w:t>
+      </w:r>
+      <w:r>
+        <w:rPr>
+          <w:rFonts w:ascii="Times New Roman" w:hAnsi="Times New Roman" w:cs="Times New Roman"/>
+        </w:rPr>
+        <w:t>Bennett, a warm, kind</w:t>
+      </w:r>
+      <w:r>
+        <w:rPr>
+          <w:rFonts w:ascii="Times New Roman" w:hAnsi="Times New Roman" w:cs="Times New Roman"/>
+        </w:rPr>
+        <w:t>,</w:t>
+      </w:r>
+      <w:r>
+        <w:rPr>
+          <w:rFonts w:ascii="Times New Roman" w:hAnsi="Times New Roman" w:cs="Times New Roman"/>
+        </w:rPr>
+        <w:t xml:space="preserve"> and personable mensch always loves to share a good vort, a thoughtful and insightful idea on the parasha with whoever is listening. I recall so many of his phone calls that inevitably included a good vort, insight and challenging question m</w:t>
       </w:r>
       <w:r>
         <w:rPr>
@@ -89,19 +119,43 @@
         <w:rPr>
           <w:rFonts w:ascii="Times New Roman" w:hAnsi="Times New Roman" w:cs="Times New Roman"/>
         </w:rPr>
-        <w:t>Torah will likewise be able to drink from Dr Bennett</w:t>
-      </w:r>
-      <w:r>
-        <w:rPr>
-          <w:rFonts w:ascii="Times New Roman" w:hAnsi="Times New Roman" w:cs="Times New Roman"/>
-        </w:rPr>
-        <w:t>’</w:t>
-      </w:r>
-      <w:r>
-        <w:rPr>
-          <w:rFonts w:ascii="Times New Roman" w:hAnsi="Times New Roman" w:cs="Times New Roman"/>
-        </w:rPr>
-        <w:t>s wellspring of wisdom, inspiration and lifetime of learning. Each parasha essay is based on sources we may well be familiar with, but with Dr Bennett</w:t>
+        <w:t xml:space="preserve">Torah will likewise be able to drink from </w:t>
+      </w:r>
+      <w:r>
+        <w:rPr>
+          <w:rFonts w:ascii="Times New Roman" w:hAnsi="Times New Roman" w:cs="Times New Roman"/>
+        </w:rPr>
+        <w:t xml:space="preserve">Dr. </w:t>
+      </w:r>
+      <w:r>
+        <w:rPr>
+          <w:rFonts w:ascii="Times New Roman" w:hAnsi="Times New Roman" w:cs="Times New Roman"/>
+        </w:rPr>
+        <w:t>Bennett</w:t>
+      </w:r>
+      <w:r>
+        <w:rPr>
+          <w:rFonts w:ascii="Times New Roman" w:hAnsi="Times New Roman" w:cs="Times New Roman"/>
+        </w:rPr>
+        <w:t>’</w:t>
+      </w:r>
+      <w:r>
+        <w:rPr>
+          <w:rFonts w:ascii="Times New Roman" w:hAnsi="Times New Roman" w:cs="Times New Roman"/>
+        </w:rPr>
+        <w:t xml:space="preserve">s wellspring of wisdom, inspiration and lifetime of learning. Each parasha essay is based on sources we may well be familiar with, but with </w:t>
+      </w:r>
+      <w:r>
+        <w:rPr>
+          <w:rFonts w:ascii="Times New Roman" w:hAnsi="Times New Roman" w:cs="Times New Roman"/>
+        </w:rPr>
+        <w:t xml:space="preserve">Dr. </w:t>
+      </w:r>
+      <w:r>
+        <w:rPr>
+          <w:rFonts w:ascii="Times New Roman" w:hAnsi="Times New Roman" w:cs="Times New Roman"/>
+        </w:rPr>
+        <w:t>Bennett</w:t>
       </w:r>
       <w:r>
         <w:rPr>
@@ -163,7 +217,19 @@
         <w:rPr>
           <w:rFonts w:ascii="Times New Roman" w:hAnsi="Times New Roman" w:cs="Times New Roman"/>
         </w:rPr>
-        <w:t>bait. Dr Bennett however, is not the typical Baal ha</w:t>
+        <w:t xml:space="preserve">bait. </w:t>
+      </w:r>
+      <w:r>
+        <w:rPr>
+          <w:rFonts w:ascii="Times New Roman" w:hAnsi="Times New Roman" w:cs="Times New Roman"/>
+        </w:rPr>
+        <w:t xml:space="preserve">Dr. </w:t>
+      </w:r>
+      <w:r>
+        <w:rPr>
+          <w:rFonts w:ascii="Times New Roman" w:hAnsi="Times New Roman" w:cs="Times New Roman"/>
+        </w:rPr>
+        <w:t>Bennett however, is not the typical Baal ha</w:t>
       </w:r>
       <w:r>
         <w:rPr>
@@ -201,7 +267,19 @@
         <w:rPr>
           <w:rFonts w:ascii="Times New Roman" w:hAnsi="Times New Roman" w:cs="Times New Roman"/>
         </w:rPr>
-        <w:t xml:space="preserve">m certain that you will not only benefit from the new Sefer but enjoy it as well </w:t>
+        <w:t>m certain that you will not only benefit from the new Sefer but enjoy it as well</w:t>
+      </w:r>
+      <w:r>
+        <w:rPr>
+          <w:rFonts w:ascii="Times New Roman" w:hAnsi="Times New Roman" w:cs="Times New Roman"/>
+        </w:rPr>
+        <w:t>.</w:t>
+      </w:r>
+      <w:r>
+        <w:rPr>
+          <w:rFonts w:ascii="Times New Roman" w:hAnsi="Times New Roman" w:cs="Times New Roman"/>
+        </w:rPr>
+        <w:t xml:space="preserve"> </w:t>
       </w:r>
     </w:p>
     <w:p>
